--- a/Лор/Магия.docx
+++ b/Лор/Магия.docx
@@ -10640,7 +10640,25 @@
           <w:sz w:val="28"/>
           <w:szCs w:val="28"/>
         </w:rPr>
-        <w:t>Врожденная магия – способность применять магию определенного, строго ограниченного вида и типа, без способности интенсивного развития, но с возможностью развития экстенсивного, как и любой другой магии. Способность имеется у индивида с рождения, но может быть использована им только при получении возможности использования магии как таковой.</w:t>
+        <w:t xml:space="preserve">Врожденная магия – способность применять магию определенного, строго ограниченного вида и типа, без способности интенсивного развития, но с возможностью развития экстенсивного, как и любой другой магии. Способность имеется у индивида с рождения, но может быть использована </w:t>
+      </w:r>
+      <w:r>
+        <w:rPr>
+          <w:rFonts w:ascii="Times New Roman" w:hAnsi="Times New Roman" w:cs="Times New Roman"/>
+          <w:sz w:val="28"/>
+          <w:szCs w:val="28"/>
+        </w:rPr>
+        <w:t>с 1 уровня</w:t>
+      </w:r>
+      <w:bookmarkStart w:id="0" w:name="_GoBack"/>
+      <w:bookmarkEnd w:id="0"/>
+      <w:r>
+        <w:rPr>
+          <w:rFonts w:ascii="Times New Roman" w:hAnsi="Times New Roman" w:cs="Times New Roman"/>
+          <w:sz w:val="28"/>
+          <w:szCs w:val="28"/>
+        </w:rPr>
+        <w:t>.</w:t>
       </w:r>
     </w:p>
     <w:p>
@@ -10664,12 +10682,9 @@
           <w:rFonts w:ascii="Times New Roman" w:hAnsi="Times New Roman" w:cs="Times New Roman"/>
           <w:sz w:val="28"/>
           <w:szCs w:val="28"/>
-          <w:lang w:val="en-US"/>
         </w:rPr>
         <w:t>3</w:t>
       </w:r>
-      <w:bookmarkStart w:id="0" w:name="_GoBack"/>
-      <w:bookmarkEnd w:id="0"/>
       <w:r>
         <w:rPr>
           <w:rFonts w:ascii="Times New Roman" w:hAnsi="Times New Roman" w:cs="Times New Roman"/>
@@ -11541,28 +11556,8 @@
           <w:sz w:val="28"/>
           <w:szCs w:val="28"/>
         </w:rPr>
-        <w:t xml:space="preserve">ольз. </w:t>
-      </w:r>
-      <w:proofErr w:type="spellStart"/>
-      <w:proofErr w:type="gramStart"/>
-      <w:r>
-        <w:rPr>
-          <w:rFonts w:ascii="Times New Roman" w:hAnsi="Times New Roman" w:cs="Times New Roman"/>
-          <w:sz w:val="28"/>
-          <w:szCs w:val="28"/>
-        </w:rPr>
-        <w:t>Фрин</w:t>
-      </w:r>
-      <w:proofErr w:type="spellEnd"/>
-      <w:r>
-        <w:rPr>
-          <w:rFonts w:ascii="Times New Roman" w:hAnsi="Times New Roman" w:cs="Times New Roman"/>
-          <w:sz w:val="28"/>
-          <w:szCs w:val="28"/>
-        </w:rPr>
-        <w:t>)</w:t>
-      </w:r>
-      <w:proofErr w:type="gramEnd"/>
+        <w:t>ольз. Фрин)</w:t>
+      </w:r>
     </w:p>
     <w:p>
       <w:pPr>
@@ -13081,7 +13076,7 @@
 </file>
 
 <file path=customXml/itemProps1.xml><?xml version="1.0" encoding="utf-8"?>
-<ds:datastoreItem xmlns:ds="http://schemas.openxmlformats.org/officeDocument/2006/customXml" ds:itemID="{C9268DA5-1184-4CCC-8E5B-EEE96D688B6C}">
+<ds:datastoreItem xmlns:ds="http://schemas.openxmlformats.org/officeDocument/2006/customXml" ds:itemID="{5021A80B-F19D-4EC0-A599-128CBE1CB858}">
   <ds:schemaRefs>
     <ds:schemaRef ds:uri="http://schemas.openxmlformats.org/officeDocument/2006/bibliography"/>
   </ds:schemaRefs>
